--- a/Entrega_Fase3_Grupo14/2_Manuales_Usuario/MU-04_Sitio_web_ecommerce_PLANTILLA.docx
+++ b/Entrega_Fase3_Grupo14/2_Manuales_Usuario/MU-04_Sitio_web_ecommerce_PLANTILLA.docx
@@ -953,7 +953,7 @@
         </w:trPr>
         <w:tc>
           <w:tcPr>
-            <w:tcW w:type="dxa" w:w="3549"/>
+            <w:tcW w:type="dxa" w:w="3628"/>
           </w:tcPr>
           <w:p>
             <w:pPr>
@@ -972,7 +972,7 @@
         </w:tc>
         <w:tc>
           <w:tcPr>
-            <w:tcW w:type="dxa" w:w="2761"/>
+            <w:tcW w:type="dxa" w:w="2721"/>
           </w:tcPr>
           <w:p>
             <w:pPr>
@@ -991,7 +991,7 @@
         </w:tc>
         <w:tc>
           <w:tcPr>
-            <w:tcW w:type="dxa" w:w="2761"/>
+            <w:tcW w:type="dxa" w:w="2721"/>
           </w:tcPr>
           <w:p>
             <w:pPr>
@@ -1015,7 +1015,7 @@
         </w:trPr>
         <w:tc>
           <w:tcPr>
-            <w:tcW w:type="dxa" w:w="3549"/>
+            <w:tcW w:type="dxa" w:w="3628"/>
           </w:tcPr>
           <w:p>
             <w:pPr>
@@ -1032,7 +1032,7 @@
         </w:tc>
         <w:tc>
           <w:tcPr>
-            <w:tcW w:type="dxa" w:w="2761"/>
+            <w:tcW w:type="dxa" w:w="2721"/>
           </w:tcPr>
           <w:p>
             <w:pPr>
@@ -1049,7 +1049,7 @@
         </w:tc>
         <w:tc>
           <w:tcPr>
-            <w:tcW w:type="dxa" w:w="2761"/>
+            <w:tcW w:type="dxa" w:w="2721"/>
           </w:tcPr>
           <w:p>
             <w:pPr>
@@ -1071,7 +1071,7 @@
         </w:trPr>
         <w:tc>
           <w:tcPr>
-            <w:tcW w:type="dxa" w:w="3549"/>
+            <w:tcW w:type="dxa" w:w="3628"/>
           </w:tcPr>
           <w:p>
             <w:pPr>
@@ -1088,7 +1088,7 @@
         </w:tc>
         <w:tc>
           <w:tcPr>
-            <w:tcW w:type="dxa" w:w="2761"/>
+            <w:tcW w:type="dxa" w:w="2721"/>
           </w:tcPr>
           <w:p>
             <w:pPr>
@@ -1105,7 +1105,7 @@
         </w:tc>
         <w:tc>
           <w:tcPr>
-            <w:tcW w:type="dxa" w:w="2761"/>
+            <w:tcW w:type="dxa" w:w="2721"/>
           </w:tcPr>
           <w:p>
             <w:pPr>
@@ -1367,7 +1367,7 @@
         </w:trPr>
         <w:tc>
           <w:tcPr>
-            <w:tcW w:type="dxa" w:w="3549"/>
+            <w:tcW w:type="dxa" w:w="3628"/>
           </w:tcPr>
           <w:p>
             <w:pPr>
@@ -1386,7 +1386,7 @@
         </w:tc>
         <w:tc>
           <w:tcPr>
-            <w:tcW w:type="dxa" w:w="2761"/>
+            <w:tcW w:type="dxa" w:w="2721"/>
           </w:tcPr>
           <w:p>
             <w:pPr>
@@ -1405,7 +1405,7 @@
         </w:tc>
         <w:tc>
           <w:tcPr>
-            <w:tcW w:type="dxa" w:w="2761"/>
+            <w:tcW w:type="dxa" w:w="2721"/>
           </w:tcPr>
           <w:p>
             <w:pPr>
@@ -1429,7 +1429,7 @@
         </w:trPr>
         <w:tc>
           <w:tcPr>
-            <w:tcW w:type="dxa" w:w="3549"/>
+            <w:tcW w:type="dxa" w:w="3628"/>
           </w:tcPr>
           <w:p>
             <w:pPr>
@@ -1446,7 +1446,7 @@
         </w:tc>
         <w:tc>
           <w:tcPr>
-            <w:tcW w:type="dxa" w:w="2761"/>
+            <w:tcW w:type="dxa" w:w="2721"/>
           </w:tcPr>
           <w:p>
             <w:pPr>
@@ -1463,7 +1463,7 @@
         </w:tc>
         <w:tc>
           <w:tcPr>
-            <w:tcW w:type="dxa" w:w="2761"/>
+            <w:tcW w:type="dxa" w:w="2721"/>
           </w:tcPr>
           <w:p>
             <w:pPr>
@@ -1485,7 +1485,7 @@
         </w:trPr>
         <w:tc>
           <w:tcPr>
-            <w:tcW w:type="dxa" w:w="3549"/>
+            <w:tcW w:type="dxa" w:w="3628"/>
           </w:tcPr>
           <w:p>
             <w:pPr>
@@ -1502,7 +1502,7 @@
         </w:tc>
         <w:tc>
           <w:tcPr>
-            <w:tcW w:type="dxa" w:w="2761"/>
+            <w:tcW w:type="dxa" w:w="2721"/>
           </w:tcPr>
           <w:p>
             <w:pPr>
@@ -1519,7 +1519,7 @@
         </w:tc>
         <w:tc>
           <w:tcPr>
-            <w:tcW w:type="dxa" w:w="2761"/>
+            <w:tcW w:type="dxa" w:w="2721"/>
           </w:tcPr>
           <w:p>
             <w:pPr>
@@ -1781,7 +1781,7 @@
         </w:trPr>
         <w:tc>
           <w:tcPr>
-            <w:tcW w:type="dxa" w:w="3549"/>
+            <w:tcW w:type="dxa" w:w="3628"/>
           </w:tcPr>
           <w:p>
             <w:pPr>
@@ -1800,7 +1800,7 @@
         </w:tc>
         <w:tc>
           <w:tcPr>
-            <w:tcW w:type="dxa" w:w="2761"/>
+            <w:tcW w:type="dxa" w:w="2721"/>
           </w:tcPr>
           <w:p>
             <w:pPr>
@@ -1819,7 +1819,7 @@
         </w:tc>
         <w:tc>
           <w:tcPr>
-            <w:tcW w:type="dxa" w:w="2761"/>
+            <w:tcW w:type="dxa" w:w="2721"/>
           </w:tcPr>
           <w:p>
             <w:pPr>
@@ -1843,7 +1843,7 @@
         </w:trPr>
         <w:tc>
           <w:tcPr>
-            <w:tcW w:type="dxa" w:w="3549"/>
+            <w:tcW w:type="dxa" w:w="3628"/>
           </w:tcPr>
           <w:p>
             <w:pPr>
@@ -1860,7 +1860,7 @@
         </w:tc>
         <w:tc>
           <w:tcPr>
-            <w:tcW w:type="dxa" w:w="2761"/>
+            <w:tcW w:type="dxa" w:w="2721"/>
           </w:tcPr>
           <w:p>
             <w:pPr>
@@ -1877,7 +1877,7 @@
         </w:tc>
         <w:tc>
           <w:tcPr>
-            <w:tcW w:type="dxa" w:w="2761"/>
+            <w:tcW w:type="dxa" w:w="2721"/>
           </w:tcPr>
           <w:p>
             <w:pPr>
@@ -1899,7 +1899,7 @@
         </w:trPr>
         <w:tc>
           <w:tcPr>
-            <w:tcW w:type="dxa" w:w="3549"/>
+            <w:tcW w:type="dxa" w:w="3628"/>
           </w:tcPr>
           <w:p>
             <w:pPr>
@@ -1916,7 +1916,7 @@
         </w:tc>
         <w:tc>
           <w:tcPr>
-            <w:tcW w:type="dxa" w:w="2761"/>
+            <w:tcW w:type="dxa" w:w="2721"/>
           </w:tcPr>
           <w:p>
             <w:pPr>
@@ -1933,7 +1933,7 @@
         </w:tc>
         <w:tc>
           <w:tcPr>
-            <w:tcW w:type="dxa" w:w="2761"/>
+            <w:tcW w:type="dxa" w:w="2721"/>
           </w:tcPr>
           <w:p>
             <w:pPr>
@@ -2195,7 +2195,7 @@
         </w:trPr>
         <w:tc>
           <w:tcPr>
-            <w:tcW w:type="dxa" w:w="3549"/>
+            <w:tcW w:type="dxa" w:w="3628"/>
           </w:tcPr>
           <w:p>
             <w:pPr>
@@ -2214,7 +2214,7 @@
         </w:tc>
         <w:tc>
           <w:tcPr>
-            <w:tcW w:type="dxa" w:w="2761"/>
+            <w:tcW w:type="dxa" w:w="2721"/>
           </w:tcPr>
           <w:p>
             <w:pPr>
@@ -2233,7 +2233,7 @@
         </w:tc>
         <w:tc>
           <w:tcPr>
-            <w:tcW w:type="dxa" w:w="2761"/>
+            <w:tcW w:type="dxa" w:w="2721"/>
           </w:tcPr>
           <w:p>
             <w:pPr>
@@ -2257,7 +2257,7 @@
         </w:trPr>
         <w:tc>
           <w:tcPr>
-            <w:tcW w:type="dxa" w:w="3549"/>
+            <w:tcW w:type="dxa" w:w="3628"/>
           </w:tcPr>
           <w:p>
             <w:pPr>
@@ -2274,7 +2274,7 @@
         </w:tc>
         <w:tc>
           <w:tcPr>
-            <w:tcW w:type="dxa" w:w="2761"/>
+            <w:tcW w:type="dxa" w:w="2721"/>
           </w:tcPr>
           <w:p>
             <w:pPr>
@@ -2291,7 +2291,7 @@
         </w:tc>
         <w:tc>
           <w:tcPr>
-            <w:tcW w:type="dxa" w:w="2761"/>
+            <w:tcW w:type="dxa" w:w="2721"/>
           </w:tcPr>
           <w:p>
             <w:pPr>
@@ -2313,7 +2313,7 @@
         </w:trPr>
         <w:tc>
           <w:tcPr>
-            <w:tcW w:type="dxa" w:w="3549"/>
+            <w:tcW w:type="dxa" w:w="3628"/>
           </w:tcPr>
           <w:p>
             <w:pPr>
@@ -2330,7 +2330,7 @@
         </w:tc>
         <w:tc>
           <w:tcPr>
-            <w:tcW w:type="dxa" w:w="2761"/>
+            <w:tcW w:type="dxa" w:w="2721"/>
           </w:tcPr>
           <w:p>
             <w:pPr>
@@ -2347,7 +2347,7 @@
         </w:tc>
         <w:tc>
           <w:tcPr>
-            <w:tcW w:type="dxa" w:w="2761"/>
+            <w:tcW w:type="dxa" w:w="2721"/>
           </w:tcPr>
           <w:p>
             <w:pPr>
